--- a/src/historical_asymmetric_theory.docx
+++ b/src/historical_asymmetric_theory.docx
@@ -147,7 +147,7 @@
           </w:tcPr>
           <w:p>
             <w:r>
-              <w:t>6</w:t>
+              <w:t>4</w:t>
             </w:r>
           </w:p>
         </w:tc>
@@ -157,7 +157,7 @@
           </w:tcPr>
           <w:p>
             <w:r>
-              <w:t>130.10%</w:t>
+              <w:t>71.60%</w:t>
             </w:r>
           </w:p>
         </w:tc>
@@ -167,7 +167,7 @@
           </w:tcPr>
           <w:p>
             <w:r>
-              <w:t>27.07%</w:t>
+              <w:t>14.43%</w:t>
             </w:r>
           </w:p>
         </w:tc>
@@ -177,7 +177,7 @@
           </w:tcPr>
           <w:p>
             <w:r>
-              <w:t>38.60%</w:t>
+              <w:t>43.84%</w:t>
             </w:r>
           </w:p>
         </w:tc>
@@ -187,7 +187,7 @@
           </w:tcPr>
           <w:p>
             <w:r>
-              <w:t>32.84%</w:t>
+              <w:t>29.14%</w:t>
             </w:r>
           </w:p>
         </w:tc>
@@ -197,7 +197,7 @@
           </w:tcPr>
           <w:p>
             <w:r>
-              <w:t>+97.26</w:t>
+              <w:t>+42.46</w:t>
             </w:r>
           </w:p>
         </w:tc>
@@ -239,7 +239,7 @@
           </w:tcPr>
           <w:p>
             <w:r>
-              <w:t>226.15%</w:t>
+              <w:t>203.31%</w:t>
             </w:r>
           </w:p>
         </w:tc>
@@ -249,7 +249,7 @@
           </w:tcPr>
           <w:p>
             <w:r>
-              <w:t>77.99%</w:t>
+              <w:t>65.52%</w:t>
             </w:r>
           </w:p>
         </w:tc>
@@ -259,7 +259,7 @@
           </w:tcPr>
           <w:p>
             <w:r>
-              <w:t>77.20%</w:t>
+              <w:t>82.62%</w:t>
             </w:r>
           </w:p>
         </w:tc>
@@ -269,7 +269,7 @@
           </w:tcPr>
           <w:p>
             <w:r>
-              <w:t>77.59%</w:t>
+              <w:t>74.07%</w:t>
             </w:r>
           </w:p>
         </w:tc>
@@ -279,7 +279,7 @@
           </w:tcPr>
           <w:p>
             <w:r>
-              <w:t>+148.55</w:t>
+              <w:t>+129.24</w:t>
             </w:r>
           </w:p>
         </w:tc>

--- a/src/historical_asymmetric_theory.docx
+++ b/src/historical_asymmetric_theory.docx
@@ -302,7 +302,7 @@
       <w:r>
         <w:drawing>
           <wp:inline xmlns:a="http://schemas.openxmlformats.org/drawingml/2006/main" xmlns:pic="http://schemas.openxmlformats.org/drawingml/2006/picture">
-            <wp:extent cx="6217920" cy="2635825"/>
+            <wp:extent cx="6217920" cy="2638810"/>
             <wp:docPr id="1" name="Picture 1"/>
             <wp:cNvGraphicFramePr>
               <a:graphicFrameLocks noChangeAspect="1"/>
@@ -323,7 +323,7 @@
                   <pic:spPr>
                     <a:xfrm>
                       <a:off x="0" y="0"/>
-                      <a:ext cx="6217920" cy="2635825"/>
+                      <a:ext cx="6217920" cy="2638810"/>
                     </a:xfrm>
                     <a:prstGeom prst="rect"/>
                   </pic:spPr>
@@ -343,7 +343,7 @@
       <w:r>
         <w:drawing>
           <wp:inline xmlns:a="http://schemas.openxmlformats.org/drawingml/2006/main" xmlns:pic="http://schemas.openxmlformats.org/drawingml/2006/picture">
-            <wp:extent cx="6217920" cy="2635825"/>
+            <wp:extent cx="6217920" cy="2638810"/>
             <wp:docPr id="2" name="Picture 2"/>
             <wp:cNvGraphicFramePr>
               <a:graphicFrameLocks noChangeAspect="1"/>
@@ -364,7 +364,7 @@
                   <pic:spPr>
                     <a:xfrm>
                       <a:off x="0" y="0"/>
-                      <a:ext cx="6217920" cy="2635825"/>
+                      <a:ext cx="6217920" cy="2638810"/>
                     </a:xfrm>
                     <a:prstGeom prst="rect"/>
                   </pic:spPr>

--- a/src/historical_asymmetric_theory.docx
+++ b/src/historical_asymmetric_theory.docx
@@ -157,7 +157,7 @@
           </w:tcPr>
           <w:p>
             <w:r>
-              <w:t>71.60%</w:t>
+              <w:t>70.28%</w:t>
             </w:r>
           </w:p>
         </w:tc>
@@ -167,7 +167,7 @@
           </w:tcPr>
           <w:p>
             <w:r>
-              <w:t>14.43%</w:t>
+              <w:t>13.56%</w:t>
             </w:r>
           </w:p>
         </w:tc>
@@ -177,7 +177,7 @@
           </w:tcPr>
           <w:p>
             <w:r>
-              <w:t>43.84%</w:t>
+              <w:t>45.50%</w:t>
             </w:r>
           </w:p>
         </w:tc>
@@ -187,7 +187,7 @@
           </w:tcPr>
           <w:p>
             <w:r>
-              <w:t>29.14%</w:t>
+              <w:t>29.53%</w:t>
             </w:r>
           </w:p>
         </w:tc>
@@ -197,7 +197,7 @@
           </w:tcPr>
           <w:p>
             <w:r>
-              <w:t>+42.46</w:t>
+              <w:t>+40.75</w:t>
             </w:r>
           </w:p>
         </w:tc>
@@ -239,7 +239,7 @@
           </w:tcPr>
           <w:p>
             <w:r>
-              <w:t>203.31%</w:t>
+              <w:t>202.52%</w:t>
             </w:r>
           </w:p>
         </w:tc>
@@ -249,7 +249,7 @@
           </w:tcPr>
           <w:p>
             <w:r>
-              <w:t>65.52%</w:t>
+              <w:t>65.09%</w:t>
             </w:r>
           </w:p>
         </w:tc>
@@ -259,7 +259,7 @@
           </w:tcPr>
           <w:p>
             <w:r>
-              <w:t>82.62%</w:t>
+              <w:t>81.42%</w:t>
             </w:r>
           </w:p>
         </w:tc>
@@ -269,7 +269,7 @@
           </w:tcPr>
           <w:p>
             <w:r>
-              <w:t>74.07%</w:t>
+              <w:t>73.25%</w:t>
             </w:r>
           </w:p>
         </w:tc>
@@ -279,7 +279,7 @@
           </w:tcPr>
           <w:p>
             <w:r>
-              <w:t>+129.24</w:t>
+              <w:t>+129.27</w:t>
             </w:r>
           </w:p>
         </w:tc>

--- a/src/historical_asymmetric_theory.docx
+++ b/src/historical_asymmetric_theory.docx
@@ -157,7 +157,7 @@
           </w:tcPr>
           <w:p>
             <w:r>
-              <w:t>70.28%</w:t>
+              <w:t>71.57%</w:t>
             </w:r>
           </w:p>
         </w:tc>
@@ -167,7 +167,7 @@
           </w:tcPr>
           <w:p>
             <w:r>
-              <w:t>13.56%</w:t>
+              <w:t>14.42%</w:t>
             </w:r>
           </w:p>
         </w:tc>
@@ -177,7 +177,7 @@
           </w:tcPr>
           <w:p>
             <w:r>
-              <w:t>45.50%</w:t>
+              <w:t>46.71%</w:t>
             </w:r>
           </w:p>
         </w:tc>
@@ -187,7 +187,7 @@
           </w:tcPr>
           <w:p>
             <w:r>
-              <w:t>29.53%</w:t>
+              <w:t>30.56%</w:t>
             </w:r>
           </w:p>
         </w:tc>
@@ -197,7 +197,7 @@
           </w:tcPr>
           <w:p>
             <w:r>
-              <w:t>+40.75</w:t>
+              <w:t>+41.01</w:t>
             </w:r>
           </w:p>
         </w:tc>
@@ -239,7 +239,7 @@
           </w:tcPr>
           <w:p>
             <w:r>
-              <w:t>202.52%</w:t>
+              <w:t>201.86%</w:t>
             </w:r>
           </w:p>
         </w:tc>
@@ -249,7 +249,7 @@
           </w:tcPr>
           <w:p>
             <w:r>
-              <w:t>65.09%</w:t>
+              <w:t>64.73%</w:t>
             </w:r>
           </w:p>
         </w:tc>
@@ -259,7 +259,7 @@
           </w:tcPr>
           <w:p>
             <w:r>
-              <w:t>81.42%</w:t>
+              <w:t>86.96%</w:t>
             </w:r>
           </w:p>
         </w:tc>
@@ -269,7 +269,7 @@
           </w:tcPr>
           <w:p>
             <w:r>
-              <w:t>73.25%</w:t>
+              <w:t>75.85%</w:t>
             </w:r>
           </w:p>
         </w:tc>
@@ -279,7 +279,7 @@
           </w:tcPr>
           <w:p>
             <w:r>
-              <w:t>+129.27</w:t>
+              <w:t>+126.02</w:t>
             </w:r>
           </w:p>
         </w:tc>
@@ -302,7 +302,7 @@
       <w:r>
         <w:drawing>
           <wp:inline xmlns:a="http://schemas.openxmlformats.org/drawingml/2006/main" xmlns:pic="http://schemas.openxmlformats.org/drawingml/2006/picture">
-            <wp:extent cx="6217920" cy="2638810"/>
+            <wp:extent cx="6217920" cy="2640077"/>
             <wp:docPr id="1" name="Picture 1"/>
             <wp:cNvGraphicFramePr>
               <a:graphicFrameLocks noChangeAspect="1"/>
@@ -323,7 +323,7 @@
                   <pic:spPr>
                     <a:xfrm>
                       <a:off x="0" y="0"/>
-                      <a:ext cx="6217920" cy="2638810"/>
+                      <a:ext cx="6217920" cy="2640077"/>
                     </a:xfrm>
                     <a:prstGeom prst="rect"/>
                   </pic:spPr>

--- a/src/historical_asymmetric_theory.docx
+++ b/src/historical_asymmetric_theory.docx
@@ -157,7 +157,7 @@
           </w:tcPr>
           <w:p>
             <w:r>
-              <w:t>71.57%</w:t>
+              <w:t>73.21%</w:t>
             </w:r>
           </w:p>
         </w:tc>
@@ -167,7 +167,7 @@
           </w:tcPr>
           <w:p>
             <w:r>
-              <w:t>14.42%</w:t>
+              <w:t>15.51%</w:t>
             </w:r>
           </w:p>
         </w:tc>
@@ -177,7 +177,7 @@
           </w:tcPr>
           <w:p>
             <w:r>
-              <w:t>46.71%</w:t>
+              <w:t>47.91%</w:t>
             </w:r>
           </w:p>
         </w:tc>
@@ -187,7 +187,7 @@
           </w:tcPr>
           <w:p>
             <w:r>
-              <w:t>30.56%</w:t>
+              <w:t>31.71%</w:t>
             </w:r>
           </w:p>
         </w:tc>
@@ -197,7 +197,7 @@
           </w:tcPr>
           <w:p>
             <w:r>
-              <w:t>+41.01</w:t>
+              <w:t>+41.50</w:t>
             </w:r>
           </w:p>
         </w:tc>
@@ -239,7 +239,7 @@
           </w:tcPr>
           <w:p>
             <w:r>
-              <w:t>201.86%</w:t>
+              <w:t>198.58%</w:t>
             </w:r>
           </w:p>
         </w:tc>
@@ -249,7 +249,7 @@
           </w:tcPr>
           <w:p>
             <w:r>
-              <w:t>64.73%</w:t>
+              <w:t>62.94%</w:t>
             </w:r>
           </w:p>
         </w:tc>
@@ -259,7 +259,7 @@
           </w:tcPr>
           <w:p>
             <w:r>
-              <w:t>86.96%</w:t>
+              <w:t>85.95%</w:t>
             </w:r>
           </w:p>
         </w:tc>
@@ -269,7 +269,7 @@
           </w:tcPr>
           <w:p>
             <w:r>
-              <w:t>75.85%</w:t>
+              <w:t>74.44%</w:t>
             </w:r>
           </w:p>
         </w:tc>
@@ -279,7 +279,7 @@
           </w:tcPr>
           <w:p>
             <w:r>
-              <w:t>+126.02</w:t>
+              <w:t>+124.13</w:t>
             </w:r>
           </w:p>
         </w:tc>
@@ -302,7 +302,7 @@
       <w:r>
         <w:drawing>
           <wp:inline xmlns:a="http://schemas.openxmlformats.org/drawingml/2006/main" xmlns:pic="http://schemas.openxmlformats.org/drawingml/2006/picture">
-            <wp:extent cx="6217920" cy="2640077"/>
+            <wp:extent cx="6217920" cy="2641346"/>
             <wp:docPr id="1" name="Picture 1"/>
             <wp:cNvGraphicFramePr>
               <a:graphicFrameLocks noChangeAspect="1"/>
@@ -323,7 +323,7 @@
                   <pic:spPr>
                     <a:xfrm>
                       <a:off x="0" y="0"/>
-                      <a:ext cx="6217920" cy="2640077"/>
+                      <a:ext cx="6217920" cy="2641346"/>
                     </a:xfrm>
                     <a:prstGeom prst="rect"/>
                   </pic:spPr>

--- a/src/historical_asymmetric_theory.docx
+++ b/src/historical_asymmetric_theory.docx
@@ -157,7 +157,7 @@
           </w:tcPr>
           <w:p>
             <w:r>
-              <w:t>73.21%</w:t>
+              <w:t>72.30%</w:t>
             </w:r>
           </w:p>
         </w:tc>
@@ -167,7 +167,7 @@
           </w:tcPr>
           <w:p>
             <w:r>
-              <w:t>15.51%</w:t>
+              <w:t>14.90%</w:t>
             </w:r>
           </w:p>
         </w:tc>
@@ -177,7 +177,7 @@
           </w:tcPr>
           <w:p>
             <w:r>
-              <w:t>47.91%</w:t>
+              <w:t>48.72%</w:t>
             </w:r>
           </w:p>
         </w:tc>
@@ -187,7 +187,7 @@
           </w:tcPr>
           <w:p>
             <w:r>
-              <w:t>31.71%</w:t>
+              <w:t>31.81%</w:t>
             </w:r>
           </w:p>
         </w:tc>
@@ -197,7 +197,7 @@
           </w:tcPr>
           <w:p>
             <w:r>
-              <w:t>+41.50</w:t>
+              <w:t>+40.49</w:t>
             </w:r>
           </w:p>
         </w:tc>
@@ -239,7 +239,7 @@
           </w:tcPr>
           <w:p>
             <w:r>
-              <w:t>198.58%</w:t>
+              <w:t>196.55%</w:t>
             </w:r>
           </w:p>
         </w:tc>
@@ -249,7 +249,7 @@
           </w:tcPr>
           <w:p>
             <w:r>
-              <w:t>62.94%</w:t>
+              <w:t>61.83%</w:t>
             </w:r>
           </w:p>
         </w:tc>
@@ -259,7 +259,7 @@
           </w:tcPr>
           <w:p>
             <w:r>
-              <w:t>85.95%</w:t>
+              <w:t>85.68%</w:t>
             </w:r>
           </w:p>
         </w:tc>
@@ -269,7 +269,7 @@
           </w:tcPr>
           <w:p>
             <w:r>
-              <w:t>74.44%</w:t>
+              <w:t>73.75%</w:t>
             </w:r>
           </w:p>
         </w:tc>
@@ -279,7 +279,7 @@
           </w:tcPr>
           <w:p>
             <w:r>
-              <w:t>+124.13</w:t>
+              <w:t>+122.79</w:t>
             </w:r>
           </w:p>
         </w:tc>

--- a/src/historical_asymmetric_theory.docx
+++ b/src/historical_asymmetric_theory.docx
@@ -157,7 +157,7 @@
           </w:tcPr>
           <w:p>
             <w:r>
-              <w:t>72.30%</w:t>
+              <w:t>73.82%</w:t>
             </w:r>
           </w:p>
         </w:tc>
@@ -167,7 +167,7 @@
           </w:tcPr>
           <w:p>
             <w:r>
-              <w:t>14.90%</w:t>
+              <w:t>15.92%</w:t>
             </w:r>
           </w:p>
         </w:tc>
@@ -177,7 +177,7 @@
           </w:tcPr>
           <w:p>
             <w:r>
-              <w:t>48.72%</w:t>
+              <w:t>48.36%</w:t>
             </w:r>
           </w:p>
         </w:tc>
@@ -187,7 +187,7 @@
           </w:tcPr>
           <w:p>
             <w:r>
-              <w:t>31.81%</w:t>
+              <w:t>32.14%</w:t>
             </w:r>
           </w:p>
         </w:tc>
@@ -197,7 +197,7 @@
           </w:tcPr>
           <w:p>
             <w:r>
-              <w:t>+40.49</w:t>
+              <w:t>+41.68</w:t>
             </w:r>
           </w:p>
         </w:tc>
@@ -239,7 +239,7 @@
           </w:tcPr>
           <w:p>
             <w:r>
-              <w:t>196.55%</w:t>
+              <w:t>198.15%</w:t>
             </w:r>
           </w:p>
         </w:tc>
@@ -249,7 +249,7 @@
           </w:tcPr>
           <w:p>
             <w:r>
-              <w:t>61.83%</w:t>
+              <w:t>62.71%</w:t>
             </w:r>
           </w:p>
         </w:tc>
@@ -259,7 +259,7 @@
           </w:tcPr>
           <w:p>
             <w:r>
-              <w:t>85.68%</w:t>
+              <w:t>83.97%</w:t>
             </w:r>
           </w:p>
         </w:tc>
@@ -269,7 +269,7 @@
           </w:tcPr>
           <w:p>
             <w:r>
-              <w:t>73.75%</w:t>
+              <w:t>73.34%</w:t>
             </w:r>
           </w:p>
         </w:tc>
@@ -279,7 +279,7 @@
           </w:tcPr>
           <w:p>
             <w:r>
-              <w:t>+122.79</w:t>
+              <w:t>+124.81</w:t>
             </w:r>
           </w:p>
         </w:tc>

--- a/src/historical_asymmetric_theory.docx
+++ b/src/historical_asymmetric_theory.docx
@@ -157,7 +157,7 @@
           </w:tcPr>
           <w:p>
             <w:r>
-              <w:t>73.82%</w:t>
+              <w:t>74.61%</w:t>
             </w:r>
           </w:p>
         </w:tc>
@@ -167,7 +167,7 @@
           </w:tcPr>
           <w:p>
             <w:r>
-              <w:t>15.92%</w:t>
+              <w:t>16.44%</w:t>
             </w:r>
           </w:p>
         </w:tc>
@@ -177,7 +177,7 @@
           </w:tcPr>
           <w:p>
             <w:r>
-              <w:t>48.36%</w:t>
+              <w:t>44.15%</w:t>
             </w:r>
           </w:p>
         </w:tc>
@@ -187,7 +187,7 @@
           </w:tcPr>
           <w:p>
             <w:r>
-              <w:t>32.14%</w:t>
+              <w:t>30.30%</w:t>
             </w:r>
           </w:p>
         </w:tc>
@@ -197,7 +197,7 @@
           </w:tcPr>
           <w:p>
             <w:r>
-              <w:t>+41.68</w:t>
+              <w:t>+44.31</w:t>
             </w:r>
           </w:p>
         </w:tc>
@@ -239,7 +239,7 @@
           </w:tcPr>
           <w:p>
             <w:r>
-              <w:t>198.15%</w:t>
+              <w:t>203.57%</w:t>
             </w:r>
           </w:p>
         </w:tc>
@@ -249,7 +249,7 @@
           </w:tcPr>
           <w:p>
             <w:r>
-              <w:t>62.71%</w:t>
+              <w:t>65.67%</w:t>
             </w:r>
           </w:p>
         </w:tc>
@@ -259,7 +259,7 @@
           </w:tcPr>
           <w:p>
             <w:r>
-              <w:t>83.97%</w:t>
+              <w:t>82.13%</w:t>
             </w:r>
           </w:p>
         </w:tc>
@@ -269,7 +269,7 @@
           </w:tcPr>
           <w:p>
             <w:r>
-              <w:t>73.34%</w:t>
+              <w:t>73.90%</w:t>
             </w:r>
           </w:p>
         </w:tc>
@@ -279,7 +279,7 @@
           </w:tcPr>
           <w:p>
             <w:r>
-              <w:t>+124.81</w:t>
+              <w:t>+129.68</w:t>
             </w:r>
           </w:p>
         </w:tc>

--- a/src/historical_asymmetric_theory.docx
+++ b/src/historical_asymmetric_theory.docx
@@ -157,7 +157,7 @@
           </w:tcPr>
           <w:p>
             <w:r>
-              <w:t>74.61%</w:t>
+              <w:t>73.27%</w:t>
             </w:r>
           </w:p>
         </w:tc>
@@ -167,7 +167,7 @@
           </w:tcPr>
           <w:p>
             <w:r>
-              <w:t>16.44%</w:t>
+              <w:t>15.55%</w:t>
             </w:r>
           </w:p>
         </w:tc>
@@ -177,7 +177,7 @@
           </w:tcPr>
           <w:p>
             <w:r>
-              <w:t>44.15%</w:t>
+              <w:t>43.66%</w:t>
             </w:r>
           </w:p>
         </w:tc>
@@ -187,7 +187,7 @@
           </w:tcPr>
           <w:p>
             <w:r>
-              <w:t>30.30%</w:t>
+              <w:t>29.60%</w:t>
             </w:r>
           </w:p>
         </w:tc>
@@ -197,7 +197,7 @@
           </w:tcPr>
           <w:p>
             <w:r>
-              <w:t>+44.31</w:t>
+              <w:t>+43.67</w:t>
             </w:r>
           </w:p>
         </w:tc>
@@ -239,7 +239,7 @@
           </w:tcPr>
           <w:p>
             <w:r>
-              <w:t>203.57%</w:t>
+              <w:t>203.38%</w:t>
             </w:r>
           </w:p>
         </w:tc>
@@ -249,7 +249,7 @@
           </w:tcPr>
           <w:p>
             <w:r>
-              <w:t>65.67%</w:t>
+              <w:t>65.56%</w:t>
             </w:r>
           </w:p>
         </w:tc>
@@ -259,7 +259,7 @@
           </w:tcPr>
           <w:p>
             <w:r>
-              <w:t>82.13%</w:t>
+              <w:t>84.98%</w:t>
             </w:r>
           </w:p>
         </w:tc>
@@ -269,7 +269,7 @@
           </w:tcPr>
           <w:p>
             <w:r>
-              <w:t>73.90%</w:t>
+              <w:t>75.27%</w:t>
             </w:r>
           </w:p>
         </w:tc>
@@ -279,7 +279,7 @@
           </w:tcPr>
           <w:p>
             <w:r>
-              <w:t>+129.68</w:t>
+              <w:t>+128.11</w:t>
             </w:r>
           </w:p>
         </w:tc>

--- a/src/historical_asymmetric_theory.docx
+++ b/src/historical_asymmetric_theory.docx
@@ -157,7 +157,7 @@
           </w:tcPr>
           <w:p>
             <w:r>
-              <w:t>73.27%</w:t>
+              <w:t>75.23%</w:t>
             </w:r>
           </w:p>
         </w:tc>
@@ -167,7 +167,7 @@
           </w:tcPr>
           <w:p>
             <w:r>
-              <w:t>15.55%</w:t>
+              <w:t>16.86%</w:t>
             </w:r>
           </w:p>
         </w:tc>
@@ -177,7 +177,7 @@
           </w:tcPr>
           <w:p>
             <w:r>
-              <w:t>43.66%</w:t>
+              <w:t>43.12%</w:t>
             </w:r>
           </w:p>
         </w:tc>
@@ -187,7 +187,7 @@
           </w:tcPr>
           <w:p>
             <w:r>
-              <w:t>29.60%</w:t>
+              <w:t>29.99%</w:t>
             </w:r>
           </w:p>
         </w:tc>
@@ -197,7 +197,7 @@
           </w:tcPr>
           <w:p>
             <w:r>
-              <w:t>+43.67</w:t>
+              <w:t>+45.24</w:t>
             </w:r>
           </w:p>
         </w:tc>
@@ -239,7 +239,7 @@
           </w:tcPr>
           <w:p>
             <w:r>
-              <w:t>203.38%</w:t>
+              <w:t>204.79%</w:t>
             </w:r>
           </w:p>
         </w:tc>
@@ -249,7 +249,7 @@
           </w:tcPr>
           <w:p>
             <w:r>
-              <w:t>65.56%</w:t>
+              <w:t>66.33%</w:t>
             </w:r>
           </w:p>
         </w:tc>
@@ -259,7 +259,7 @@
           </w:tcPr>
           <w:p>
             <w:r>
-              <w:t>84.98%</w:t>
+              <w:t>81.75%</w:t>
             </w:r>
           </w:p>
         </w:tc>
@@ -269,7 +269,7 @@
           </w:tcPr>
           <w:p>
             <w:r>
-              <w:t>75.27%</w:t>
+              <w:t>74.04%</w:t>
             </w:r>
           </w:p>
         </w:tc>
@@ -279,7 +279,7 @@
           </w:tcPr>
           <w:p>
             <w:r>
-              <w:t>+128.11</w:t>
+              <w:t>+130.74</w:t>
             </w:r>
           </w:p>
         </w:tc>
@@ -302,7 +302,7 @@
       <w:r>
         <w:drawing>
           <wp:inline xmlns:a="http://schemas.openxmlformats.org/drawingml/2006/main" xmlns:pic="http://schemas.openxmlformats.org/drawingml/2006/picture">
-            <wp:extent cx="6217920" cy="2641346"/>
+            <wp:extent cx="6217920" cy="2642616"/>
             <wp:docPr id="1" name="Picture 1"/>
             <wp:cNvGraphicFramePr>
               <a:graphicFrameLocks noChangeAspect="1"/>
@@ -323,7 +323,7 @@
                   <pic:spPr>
                     <a:xfrm>
                       <a:off x="0" y="0"/>
-                      <a:ext cx="6217920" cy="2641346"/>
+                      <a:ext cx="6217920" cy="2642616"/>
                     </a:xfrm>
                     <a:prstGeom prst="rect"/>
                   </pic:spPr>

--- a/src/historical_asymmetric_theory.docx
+++ b/src/historical_asymmetric_theory.docx
@@ -157,7 +157,7 @@
           </w:tcPr>
           <w:p>
             <w:r>
-              <w:t>75.23%</w:t>
+              <w:t>79.06%</w:t>
             </w:r>
           </w:p>
         </w:tc>
@@ -167,7 +167,7 @@
           </w:tcPr>
           <w:p>
             <w:r>
-              <w:t>16.86%</w:t>
+              <w:t>19.41%</w:t>
             </w:r>
           </w:p>
         </w:tc>
@@ -177,7 +177,7 @@
           </w:tcPr>
           <w:p>
             <w:r>
-              <w:t>43.12%</w:t>
+              <w:t>40.23%</w:t>
             </w:r>
           </w:p>
         </w:tc>
@@ -187,7 +187,7 @@
           </w:tcPr>
           <w:p>
             <w:r>
-              <w:t>29.99%</w:t>
+              <w:t>29.82%</w:t>
             </w:r>
           </w:p>
         </w:tc>
@@ -197,7 +197,7 @@
           </w:tcPr>
           <w:p>
             <w:r>
-              <w:t>+45.24</w:t>
+              <w:t>+49.24</w:t>
             </w:r>
           </w:p>
         </w:tc>
@@ -239,7 +239,7 @@
           </w:tcPr>
           <w:p>
             <w:r>
-              <w:t>204.79%</w:t>
+              <w:t>211.28%</w:t>
             </w:r>
           </w:p>
         </w:tc>
@@ -249,7 +249,7 @@
           </w:tcPr>
           <w:p>
             <w:r>
-              <w:t>66.33%</w:t>
+              <w:t>69.87%</w:t>
             </w:r>
           </w:p>
         </w:tc>
@@ -259,7 +259,7 @@
           </w:tcPr>
           <w:p>
             <w:r>
-              <w:t>81.75%</w:t>
+              <w:t>74.83%</w:t>
             </w:r>
           </w:p>
         </w:tc>
@@ -269,7 +269,7 @@
           </w:tcPr>
           <w:p>
             <w:r>
-              <w:t>74.04%</w:t>
+              <w:t>72.35%</w:t>
             </w:r>
           </w:p>
         </w:tc>
@@ -279,7 +279,7 @@
           </w:tcPr>
           <w:p>
             <w:r>
-              <w:t>+130.74</w:t>
+              <w:t>+138.93</w:t>
             </w:r>
           </w:p>
         </w:tc>

--- a/src/historical_asymmetric_theory.docx
+++ b/src/historical_asymmetric_theory.docx
@@ -157,7 +157,7 @@
           </w:tcPr>
           <w:p>
             <w:r>
-              <w:t>79.06%</w:t>
+              <w:t>83.68%</w:t>
             </w:r>
           </w:p>
         </w:tc>
@@ -167,7 +167,7 @@
           </w:tcPr>
           <w:p>
             <w:r>
-              <w:t>19.41%</w:t>
+              <w:t>22.49%</w:t>
             </w:r>
           </w:p>
         </w:tc>
@@ -177,7 +177,7 @@
           </w:tcPr>
           <w:p>
             <w:r>
-              <w:t>40.23%</w:t>
+              <w:t>40.17%</w:t>
             </w:r>
           </w:p>
         </w:tc>
@@ -187,7 +187,7 @@
           </w:tcPr>
           <w:p>
             <w:r>
-              <w:t>29.82%</w:t>
+              <w:t>31.33%</w:t>
             </w:r>
           </w:p>
         </w:tc>
@@ -197,7 +197,7 @@
           </w:tcPr>
           <w:p>
             <w:r>
-              <w:t>+49.24</w:t>
+              <w:t>+52.35</w:t>
             </w:r>
           </w:p>
         </w:tc>
@@ -239,7 +239,7 @@
           </w:tcPr>
           <w:p>
             <w:r>
-              <w:t>211.28%</w:t>
+              <w:t>218.81%</w:t>
             </w:r>
           </w:p>
         </w:tc>
@@ -249,7 +249,7 @@
           </w:tcPr>
           <w:p>
             <w:r>
-              <w:t>69.87%</w:t>
+              <w:t>73.98%</w:t>
             </w:r>
           </w:p>
         </w:tc>
@@ -259,7 +259,7 @@
           </w:tcPr>
           <w:p>
             <w:r>
-              <w:t>74.83%</w:t>
+              <w:t>73.67%</w:t>
             </w:r>
           </w:p>
         </w:tc>
@@ -269,7 +269,7 @@
           </w:tcPr>
           <w:p>
             <w:r>
-              <w:t>72.35%</w:t>
+              <w:t>73.83%</w:t>
             </w:r>
           </w:p>
         </w:tc>
@@ -279,7 +279,7 @@
           </w:tcPr>
           <w:p>
             <w:r>
-              <w:t>+138.93</w:t>
+              <w:t>+144.99</w:t>
             </w:r>
           </w:p>
         </w:tc>

--- a/src/historical_asymmetric_theory.docx
+++ b/src/historical_asymmetric_theory.docx
@@ -157,7 +157,7 @@
           </w:tcPr>
           <w:p>
             <w:r>
-              <w:t>83.68%</w:t>
+              <w:t>85.81%</w:t>
             </w:r>
           </w:p>
         </w:tc>
@@ -167,7 +167,7 @@
           </w:tcPr>
           <w:p>
             <w:r>
-              <w:t>22.49%</w:t>
+              <w:t>23.91%</w:t>
             </w:r>
           </w:p>
         </w:tc>
@@ -177,7 +177,7 @@
           </w:tcPr>
           <w:p>
             <w:r>
-              <w:t>40.17%</w:t>
+              <w:t>36.46%</w:t>
             </w:r>
           </w:p>
         </w:tc>
@@ -187,7 +187,7 @@
           </w:tcPr>
           <w:p>
             <w:r>
-              <w:t>31.33%</w:t>
+              <w:t>30.19%</w:t>
             </w:r>
           </w:p>
         </w:tc>
@@ -197,7 +197,7 @@
           </w:tcPr>
           <w:p>
             <w:r>
-              <w:t>+52.35</w:t>
+              <w:t>+55.62</w:t>
             </w:r>
           </w:p>
         </w:tc>
@@ -239,7 +239,7 @@
           </w:tcPr>
           <w:p>
             <w:r>
-              <w:t>218.81%</w:t>
+              <w:t>223.89%</w:t>
             </w:r>
           </w:p>
         </w:tc>
@@ -249,7 +249,7 @@
           </w:tcPr>
           <w:p>
             <w:r>
-              <w:t>73.98%</w:t>
+              <w:t>76.75%</w:t>
             </w:r>
           </w:p>
         </w:tc>
@@ -259,7 +259,7 @@
           </w:tcPr>
           <w:p>
             <w:r>
-              <w:t>73.67%</w:t>
+              <w:t>67.61%</w:t>
             </w:r>
           </w:p>
         </w:tc>
@@ -269,7 +269,7 @@
           </w:tcPr>
           <w:p>
             <w:r>
-              <w:t>73.83%</w:t>
+              <w:t>72.18%</w:t>
             </w:r>
           </w:p>
         </w:tc>
@@ -279,7 +279,7 @@
           </w:tcPr>
           <w:p>
             <w:r>
-              <w:t>+144.99</w:t>
+              <w:t>+151.70</w:t>
             </w:r>
           </w:p>
         </w:tc>

--- a/src/historical_asymmetric_theory.docx
+++ b/src/historical_asymmetric_theory.docx
@@ -157,7 +157,7 @@
           </w:tcPr>
           <w:p>
             <w:r>
-              <w:t>85.81%</w:t>
+              <w:t>85.27%</w:t>
             </w:r>
           </w:p>
         </w:tc>
@@ -167,7 +167,7 @@
           </w:tcPr>
           <w:p>
             <w:r>
-              <w:t>23.91%</w:t>
+              <w:t>23.55%</w:t>
             </w:r>
           </w:p>
         </w:tc>
@@ -177,7 +177,7 @@
           </w:tcPr>
           <w:p>
             <w:r>
-              <w:t>36.46%</w:t>
+              <w:t>36.74%</w:t>
             </w:r>
           </w:p>
         </w:tc>
@@ -187,7 +187,7 @@
           </w:tcPr>
           <w:p>
             <w:r>
-              <w:t>30.19%</w:t>
+              <w:t>30.15%</w:t>
             </w:r>
           </w:p>
         </w:tc>
@@ -197,7 +197,7 @@
           </w:tcPr>
           <w:p>
             <w:r>
-              <w:t>+55.62</w:t>
+              <w:t>+55.12</w:t>
             </w:r>
           </w:p>
         </w:tc>
@@ -239,7 +239,7 @@
           </w:tcPr>
           <w:p>
             <w:r>
-              <w:t>223.89%</w:t>
+              <w:t>220.83%</w:t>
             </w:r>
           </w:p>
         </w:tc>
@@ -249,7 +249,7 @@
           </w:tcPr>
           <w:p>
             <w:r>
-              <w:t>76.75%</w:t>
+              <w:t>75.08%</w:t>
             </w:r>
           </w:p>
         </w:tc>
@@ -259,7 +259,7 @@
           </w:tcPr>
           <w:p>
             <w:r>
-              <w:t>67.61%</w:t>
+              <w:t>68.49%</w:t>
             </w:r>
           </w:p>
         </w:tc>
@@ -269,7 +269,7 @@
           </w:tcPr>
           <w:p>
             <w:r>
-              <w:t>72.18%</w:t>
+              <w:t>71.78%</w:t>
             </w:r>
           </w:p>
         </w:tc>
@@ -279,7 +279,7 @@
           </w:tcPr>
           <w:p>
             <w:r>
-              <w:t>+151.70</w:t>
+              <w:t>+149.04</w:t>
             </w:r>
           </w:p>
         </w:tc>
@@ -302,7 +302,7 @@
       <w:r>
         <w:drawing>
           <wp:inline xmlns:a="http://schemas.openxmlformats.org/drawingml/2006/main" xmlns:pic="http://schemas.openxmlformats.org/drawingml/2006/picture">
-            <wp:extent cx="6217920" cy="2642616"/>
+            <wp:extent cx="6217920" cy="2643887"/>
             <wp:docPr id="1" name="Picture 1"/>
             <wp:cNvGraphicFramePr>
               <a:graphicFrameLocks noChangeAspect="1"/>
@@ -323,7 +323,7 @@
                   <pic:spPr>
                     <a:xfrm>
                       <a:off x="0" y="0"/>
-                      <a:ext cx="6217920" cy="2642616"/>
+                      <a:ext cx="6217920" cy="2643887"/>
                     </a:xfrm>
                     <a:prstGeom prst="rect"/>
                   </pic:spPr>

--- a/src/historical_asymmetric_theory.docx
+++ b/src/historical_asymmetric_theory.docx
@@ -157,7 +157,7 @@
           </w:tcPr>
           <w:p>
             <w:r>
-              <w:t>85.27%</w:t>
+              <w:t>86.75%</w:t>
             </w:r>
           </w:p>
         </w:tc>
@@ -167,7 +167,7 @@
           </w:tcPr>
           <w:p>
             <w:r>
-              <w:t>23.55%</w:t>
+              <w:t>24.54%</w:t>
             </w:r>
           </w:p>
         </w:tc>
@@ -177,7 +177,7 @@
           </w:tcPr>
           <w:p>
             <w:r>
-              <w:t>36.74%</w:t>
+              <w:t>36.55%</w:t>
             </w:r>
           </w:p>
         </w:tc>
@@ -187,7 +187,7 @@
           </w:tcPr>
           <w:p>
             <w:r>
-              <w:t>30.15%</w:t>
+              <w:t>30.55%</w:t>
             </w:r>
           </w:p>
         </w:tc>
@@ -197,7 +197,7 @@
           </w:tcPr>
           <w:p>
             <w:r>
-              <w:t>+55.12</w:t>
+              <w:t>+56.20</w:t>
             </w:r>
           </w:p>
         </w:tc>
@@ -239,7 +239,7 @@
           </w:tcPr>
           <w:p>
             <w:r>
-              <w:t>220.83%</w:t>
+              <w:t>224.31%</w:t>
             </w:r>
           </w:p>
         </w:tc>
@@ -249,7 +249,7 @@
           </w:tcPr>
           <w:p>
             <w:r>
-              <w:t>75.08%</w:t>
+              <w:t>76.98%</w:t>
             </w:r>
           </w:p>
         </w:tc>
@@ -259,7 +259,7 @@
           </w:tcPr>
           <w:p>
             <w:r>
-              <w:t>68.49%</w:t>
+              <w:t>68.41%</w:t>
             </w:r>
           </w:p>
         </w:tc>
@@ -269,7 +269,7 @@
           </w:tcPr>
           <w:p>
             <w:r>
-              <w:t>71.78%</w:t>
+              <w:t>72.70%</w:t>
             </w:r>
           </w:p>
         </w:tc>
@@ -279,7 +279,7 @@
           </w:tcPr>
           <w:p>
             <w:r>
-              <w:t>+149.04</w:t>
+              <w:t>+151.62</w:t>
             </w:r>
           </w:p>
         </w:tc>

--- a/src/historical_asymmetric_theory.docx
+++ b/src/historical_asymmetric_theory.docx
@@ -157,7 +157,7 @@
           </w:tcPr>
           <w:p>
             <w:r>
-              <w:t>86.75%</w:t>
+              <w:t>85.05%</w:t>
             </w:r>
           </w:p>
         </w:tc>
@@ -167,7 +167,7 @@
           </w:tcPr>
           <w:p>
             <w:r>
-              <w:t>24.54%</w:t>
+              <w:t>23.41%</w:t>
             </w:r>
           </w:p>
         </w:tc>
@@ -177,7 +177,7 @@
           </w:tcPr>
           <w:p>
             <w:r>
-              <w:t>36.55%</w:t>
+              <w:t>38.16%</w:t>
             </w:r>
           </w:p>
         </w:tc>
@@ -187,7 +187,7 @@
           </w:tcPr>
           <w:p>
             <w:r>
-              <w:t>30.55%</w:t>
+              <w:t>30.78%</w:t>
             </w:r>
           </w:p>
         </w:tc>
@@ -197,7 +197,7 @@
           </w:tcPr>
           <w:p>
             <w:r>
-              <w:t>+56.20</w:t>
+              <w:t>+54.27</w:t>
             </w:r>
           </w:p>
         </w:tc>
@@ -239,7 +239,7 @@
           </w:tcPr>
           <w:p>
             <w:r>
-              <w:t>224.31%</w:t>
+              <w:t>221.78%</w:t>
             </w:r>
           </w:p>
         </w:tc>
@@ -249,7 +249,7 @@
           </w:tcPr>
           <w:p>
             <w:r>
-              <w:t>76.98%</w:t>
+              <w:t>75.60%</w:t>
             </w:r>
           </w:p>
         </w:tc>
@@ -259,7 +259,7 @@
           </w:tcPr>
           <w:p>
             <w:r>
-              <w:t>68.41%</w:t>
+              <w:t>69.39%</w:t>
             </w:r>
           </w:p>
         </w:tc>
@@ -269,7 +269,7 @@
           </w:tcPr>
           <w:p>
             <w:r>
-              <w:t>72.70%</w:t>
+              <w:t>72.50%</w:t>
             </w:r>
           </w:p>
         </w:tc>
@@ -279,7 +279,7 @@
           </w:tcPr>
           <w:p>
             <w:r>
-              <w:t>+151.62</w:t>
+              <w:t>+149.28</w:t>
             </w:r>
           </w:p>
         </w:tc>

--- a/src/historical_asymmetric_theory.docx
+++ b/src/historical_asymmetric_theory.docx
@@ -157,7 +157,7 @@
           </w:tcPr>
           <w:p>
             <w:r>
-              <w:t>85.05%</w:t>
+              <w:t>88.79%</w:t>
             </w:r>
           </w:p>
         </w:tc>
@@ -167,7 +167,7 @@
           </w:tcPr>
           <w:p>
             <w:r>
-              <w:t>23.41%</w:t>
+              <w:t>25.90%</w:t>
             </w:r>
           </w:p>
         </w:tc>
@@ -177,7 +177,7 @@
           </w:tcPr>
           <w:p>
             <w:r>
-              <w:t>38.16%</w:t>
+              <w:t>34.00%</w:t>
             </w:r>
           </w:p>
         </w:tc>
@@ -187,7 +187,7 @@
           </w:tcPr>
           <w:p>
             <w:r>
-              <w:t>30.78%</w:t>
+              <w:t>29.95%</w:t>
             </w:r>
           </w:p>
         </w:tc>
@@ -197,7 +197,7 @@
           </w:tcPr>
           <w:p>
             <w:r>
-              <w:t>+54.27</w:t>
+              <w:t>+58.84</w:t>
             </w:r>
           </w:p>
         </w:tc>
@@ -239,7 +239,7 @@
           </w:tcPr>
           <w:p>
             <w:r>
-              <w:t>221.78%</w:t>
+              <w:t>224.69%</w:t>
             </w:r>
           </w:p>
         </w:tc>
@@ -249,7 +249,7 @@
           </w:tcPr>
           <w:p>
             <w:r>
-              <w:t>75.60%</w:t>
+              <w:t>77.19%</w:t>
             </w:r>
           </w:p>
         </w:tc>
@@ -259,7 +259,7 @@
           </w:tcPr>
           <w:p>
             <w:r>
-              <w:t>69.39%</w:t>
+              <w:t>65.83%</w:t>
             </w:r>
           </w:p>
         </w:tc>
@@ -269,7 +269,7 @@
           </w:tcPr>
           <w:p>
             <w:r>
-              <w:t>72.50%</w:t>
+              <w:t>71.51%</w:t>
             </w:r>
           </w:p>
         </w:tc>
@@ -279,7 +279,7 @@
           </w:tcPr>
           <w:p>
             <w:r>
-              <w:t>+149.28</w:t>
+              <w:t>+153.18</w:t>
             </w:r>
           </w:p>
         </w:tc>

--- a/src/historical_asymmetric_theory.docx
+++ b/src/historical_asymmetric_theory.docx
@@ -157,7 +157,7 @@
           </w:tcPr>
           <w:p>
             <w:r>
-              <w:t>88.79%</w:t>
+              <w:t>86.04%</w:t>
             </w:r>
           </w:p>
         </w:tc>
@@ -167,7 +167,7 @@
           </w:tcPr>
           <w:p>
             <w:r>
-              <w:t>25.90%</w:t>
+              <w:t>24.07%</w:t>
             </w:r>
           </w:p>
         </w:tc>
@@ -177,7 +177,7 @@
           </w:tcPr>
           <w:p>
             <w:r>
-              <w:t>34.00%</w:t>
+              <w:t>36.08%</w:t>
             </w:r>
           </w:p>
         </w:tc>
@@ -187,7 +187,7 @@
           </w:tcPr>
           <w:p>
             <w:r>
-              <w:t>29.95%</w:t>
+              <w:t>30.07%</w:t>
             </w:r>
           </w:p>
         </w:tc>
@@ -197,7 +197,7 @@
           </w:tcPr>
           <w:p>
             <w:r>
-              <w:t>+58.84</w:t>
+              <w:t>+55.97</w:t>
             </w:r>
           </w:p>
         </w:tc>
@@ -239,7 +239,7 @@
           </w:tcPr>
           <w:p>
             <w:r>
-              <w:t>224.69%</w:t>
+              <w:t>215.91%</w:t>
             </w:r>
           </w:p>
         </w:tc>
@@ -249,7 +249,7 @@
           </w:tcPr>
           <w:p>
             <w:r>
-              <w:t>77.19%</w:t>
+              <w:t>72.40%</w:t>
             </w:r>
           </w:p>
         </w:tc>
@@ -259,7 +259,7 @@
           </w:tcPr>
           <w:p>
             <w:r>
-              <w:t>65.83%</w:t>
+              <w:t>64.07%</w:t>
             </w:r>
           </w:p>
         </w:tc>
@@ -269,7 +269,7 @@
           </w:tcPr>
           <w:p>
             <w:r>
-              <w:t>71.51%</w:t>
+              <w:t>68.23%</w:t>
             </w:r>
           </w:p>
         </w:tc>
@@ -279,7 +279,7 @@
           </w:tcPr>
           <w:p>
             <w:r>
-              <w:t>+153.18</w:t>
+              <w:t>+147.67</w:t>
             </w:r>
           </w:p>
         </w:tc>

--- a/src/historical_asymmetric_theory.docx
+++ b/src/historical_asymmetric_theory.docx
@@ -157,7 +157,7 @@
           </w:tcPr>
           <w:p>
             <w:r>
-              <w:t>86.04%</w:t>
+              <w:t>85.48%</w:t>
             </w:r>
           </w:p>
         </w:tc>
@@ -167,7 +167,7 @@
           </w:tcPr>
           <w:p>
             <w:r>
-              <w:t>24.07%</w:t>
+              <w:t>23.69%</w:t>
             </w:r>
           </w:p>
         </w:tc>
@@ -177,7 +177,7 @@
           </w:tcPr>
           <w:p>
             <w:r>
-              <w:t>36.08%</w:t>
+              <w:t>35.61%</w:t>
             </w:r>
           </w:p>
         </w:tc>
@@ -187,7 +187,7 @@
           </w:tcPr>
           <w:p>
             <w:r>
-              <w:t>30.07%</w:t>
+              <w:t>29.65%</w:t>
             </w:r>
           </w:p>
         </w:tc>
@@ -197,7 +197,7 @@
           </w:tcPr>
           <w:p>
             <w:r>
-              <w:t>+55.97</w:t>
+              <w:t>+55.83</w:t>
             </w:r>
           </w:p>
         </w:tc>
@@ -239,7 +239,7 @@
           </w:tcPr>
           <w:p>
             <w:r>
-              <w:t>215.91%</w:t>
+              <w:t>219.33%</w:t>
             </w:r>
           </w:p>
         </w:tc>
@@ -249,7 +249,7 @@
           </w:tcPr>
           <w:p>
             <w:r>
-              <w:t>72.40%</w:t>
+              <w:t>74.26%</w:t>
             </w:r>
           </w:p>
         </w:tc>
@@ -259,7 +259,7 @@
           </w:tcPr>
           <w:p>
             <w:r>
-              <w:t>64.07%</w:t>
+              <w:t>65.34%</w:t>
             </w:r>
           </w:p>
         </w:tc>
@@ -269,7 +269,7 @@
           </w:tcPr>
           <w:p>
             <w:r>
-              <w:t>68.23%</w:t>
+              <w:t>69.80%</w:t>
             </w:r>
           </w:p>
         </w:tc>
@@ -279,7 +279,7 @@
           </w:tcPr>
           <w:p>
             <w:r>
-              <w:t>+147.67</w:t>
+              <w:t>+149.52</w:t>
             </w:r>
           </w:p>
         </w:tc>
@@ -302,7 +302,7 @@
       <w:r>
         <w:drawing>
           <wp:inline xmlns:a="http://schemas.openxmlformats.org/drawingml/2006/main" xmlns:pic="http://schemas.openxmlformats.org/drawingml/2006/picture">
-            <wp:extent cx="6217920" cy="2643887"/>
+            <wp:extent cx="6217920" cy="2645159"/>
             <wp:docPr id="1" name="Picture 1"/>
             <wp:cNvGraphicFramePr>
               <a:graphicFrameLocks noChangeAspect="1"/>
@@ -323,7 +323,7 @@
                   <pic:spPr>
                     <a:xfrm>
                       <a:off x="0" y="0"/>
-                      <a:ext cx="6217920" cy="2643887"/>
+                      <a:ext cx="6217920" cy="2645159"/>
                     </a:xfrm>
                     <a:prstGeom prst="rect"/>
                   </pic:spPr>

--- a/src/historical_asymmetric_theory.docx
+++ b/src/historical_asymmetric_theory.docx
@@ -157,7 +157,7 @@
           </w:tcPr>
           <w:p>
             <w:r>
-              <w:t>85.48%</w:t>
+              <w:t>83.88%</w:t>
             </w:r>
           </w:p>
         </w:tc>
@@ -167,7 +167,7 @@
           </w:tcPr>
           <w:p>
             <w:r>
-              <w:t>23.69%</w:t>
+              <w:t>22.63%</w:t>
             </w:r>
           </w:p>
         </w:tc>
@@ -177,7 +177,7 @@
           </w:tcPr>
           <w:p>
             <w:r>
-              <w:t>35.61%</w:t>
+              <w:t>37.29%</w:t>
             </w:r>
           </w:p>
         </w:tc>
@@ -187,7 +187,7 @@
           </w:tcPr>
           <w:p>
             <w:r>
-              <w:t>29.65%</w:t>
+              <w:t>29.96%</w:t>
             </w:r>
           </w:p>
         </w:tc>
@@ -197,7 +197,7 @@
           </w:tcPr>
           <w:p>
             <w:r>
-              <w:t>+55.83</w:t>
+              <w:t>+53.93</w:t>
             </w:r>
           </w:p>
         </w:tc>
@@ -239,7 +239,7 @@
           </w:tcPr>
           <w:p>
             <w:r>
-              <w:t>219.33%</w:t>
+              <w:t>222.24%</w:t>
             </w:r>
           </w:p>
         </w:tc>
@@ -249,7 +249,7 @@
           </w:tcPr>
           <w:p>
             <w:r>
-              <w:t>74.26%</w:t>
+              <w:t>75.85%</w:t>
             </w:r>
           </w:p>
         </w:tc>
@@ -259,7 +259,7 @@
           </w:tcPr>
           <w:p>
             <w:r>
-              <w:t>65.34%</w:t>
+              <w:t>66.92%</w:t>
             </w:r>
           </w:p>
         </w:tc>
@@ -269,7 +269,7 @@
           </w:tcPr>
           <w:p>
             <w:r>
-              <w:t>69.80%</w:t>
+              <w:t>71.39%</w:t>
             </w:r>
           </w:p>
         </w:tc>
@@ -279,7 +279,7 @@
           </w:tcPr>
           <w:p>
             <w:r>
-              <w:t>+149.52</w:t>
+              <w:t>+150.85</w:t>
             </w:r>
           </w:p>
         </w:tc>

--- a/src/historical_asymmetric_theory.docx
+++ b/src/historical_asymmetric_theory.docx
@@ -157,7 +157,7 @@
           </w:tcPr>
           <w:p>
             <w:r>
-              <w:t>83.88%</w:t>
+              <w:t>82.43%</w:t>
             </w:r>
           </w:p>
         </w:tc>
@@ -167,7 +167,7 @@
           </w:tcPr>
           <w:p>
             <w:r>
-              <w:t>22.63%</w:t>
+              <w:t>21.66%</w:t>
             </w:r>
           </w:p>
         </w:tc>
@@ -177,7 +177,7 @@
           </w:tcPr>
           <w:p>
             <w:r>
-              <w:t>37.29%</w:t>
+              <w:t>38.07%</w:t>
             </w:r>
           </w:p>
         </w:tc>
@@ -187,7 +187,7 @@
           </w:tcPr>
           <w:p>
             <w:r>
-              <w:t>29.96%</w:t>
+              <w:t>29.86%</w:t>
             </w:r>
           </w:p>
         </w:tc>
@@ -197,7 +197,7 @@
           </w:tcPr>
           <w:p>
             <w:r>
-              <w:t>+53.93</w:t>
+              <w:t>+52.57</w:t>
             </w:r>
           </w:p>
         </w:tc>
@@ -239,7 +239,7 @@
           </w:tcPr>
           <w:p>
             <w:r>
-              <w:t>222.24%</w:t>
+              <w:t>217.93%</w:t>
             </w:r>
           </w:p>
         </w:tc>
@@ -249,7 +249,7 @@
           </w:tcPr>
           <w:p>
             <w:r>
-              <w:t>75.85%</w:t>
+              <w:t>73.50%</w:t>
             </w:r>
           </w:p>
         </w:tc>
@@ -259,7 +259,7 @@
           </w:tcPr>
           <w:p>
             <w:r>
-              <w:t>66.92%</w:t>
+              <w:t>66.14%</w:t>
             </w:r>
           </w:p>
         </w:tc>
@@ -269,7 +269,7 @@
           </w:tcPr>
           <w:p>
             <w:r>
-              <w:t>71.39%</w:t>
+              <w:t>69.82%</w:t>
             </w:r>
           </w:p>
         </w:tc>
@@ -279,7 +279,7 @@
           </w:tcPr>
           <w:p>
             <w:r>
-              <w:t>+150.85</w:t>
+              <w:t>+148.11</w:t>
             </w:r>
           </w:p>
         </w:tc>

--- a/src/historical_asymmetric_theory.docx
+++ b/src/historical_asymmetric_theory.docx
@@ -157,7 +157,7 @@
           </w:tcPr>
           <w:p>
             <w:r>
-              <w:t>82.43%</w:t>
+              <w:t>84.94%</w:t>
             </w:r>
           </w:p>
         </w:tc>
@@ -167,7 +167,7 @@
           </w:tcPr>
           <w:p>
             <w:r>
-              <w:t>21.66%</w:t>
+              <w:t>23.33%</w:t>
             </w:r>
           </w:p>
         </w:tc>
@@ -177,7 +177,7 @@
           </w:tcPr>
           <w:p>
             <w:r>
-              <w:t>38.07%</w:t>
+              <w:t>34.79%</w:t>
             </w:r>
           </w:p>
         </w:tc>
@@ -187,7 +187,7 @@
           </w:tcPr>
           <w:p>
             <w:r>
-              <w:t>29.86%</w:t>
+              <w:t>29.06%</w:t>
             </w:r>
           </w:p>
         </w:tc>
@@ -197,7 +197,7 @@
           </w:tcPr>
           <w:p>
             <w:r>
-              <w:t>+52.57</w:t>
+              <w:t>+55.88</w:t>
             </w:r>
           </w:p>
         </w:tc>
@@ -239,7 +239,7 @@
           </w:tcPr>
           <w:p>
             <w:r>
-              <w:t>217.93%</w:t>
+              <w:t>219.41%</w:t>
             </w:r>
           </w:p>
         </w:tc>
@@ -249,7 +249,7 @@
           </w:tcPr>
           <w:p>
             <w:r>
-              <w:t>73.50%</w:t>
+              <w:t>74.31%</w:t>
             </w:r>
           </w:p>
         </w:tc>
@@ -259,7 +259,7 @@
           </w:tcPr>
           <w:p>
             <w:r>
-              <w:t>66.14%</w:t>
+              <w:t>63.08%</w:t>
             </w:r>
           </w:p>
         </w:tc>
@@ -269,7 +269,7 @@
           </w:tcPr>
           <w:p>
             <w:r>
-              <w:t>69.82%</w:t>
+              <w:t>68.69%</w:t>
             </w:r>
           </w:p>
         </w:tc>
@@ -279,7 +279,7 @@
           </w:tcPr>
           <w:p>
             <w:r>
-              <w:t>+148.11</w:t>
+              <w:t>+150.71</w:t>
             </w:r>
           </w:p>
         </w:tc>

--- a/src/historical_asymmetric_theory.docx
+++ b/src/historical_asymmetric_theory.docx
@@ -157,7 +157,7 @@
           </w:tcPr>
           <w:p>
             <w:r>
-              <w:t>84.94%</w:t>
+              <w:t>84.18%</w:t>
             </w:r>
           </w:p>
         </w:tc>
@@ -167,7 +167,7 @@
           </w:tcPr>
           <w:p>
             <w:r>
-              <w:t>23.33%</w:t>
+              <w:t>22.82%</w:t>
             </w:r>
           </w:p>
         </w:tc>
@@ -177,7 +177,7 @@
           </w:tcPr>
           <w:p>
             <w:r>
-              <w:t>34.79%</w:t>
+              <w:t>31.42%</w:t>
             </w:r>
           </w:p>
         </w:tc>
@@ -187,7 +187,7 @@
           </w:tcPr>
           <w:p>
             <w:r>
-              <w:t>29.06%</w:t>
+              <w:t>27.12%</w:t>
             </w:r>
           </w:p>
         </w:tc>
@@ -197,7 +197,7 @@
           </w:tcPr>
           <w:p>
             <w:r>
-              <w:t>+55.88</w:t>
+              <w:t>+57.06</w:t>
             </w:r>
           </w:p>
         </w:tc>
@@ -239,7 +239,7 @@
           </w:tcPr>
           <w:p>
             <w:r>
-              <w:t>219.41%</w:t>
+              <w:t>222.28%</w:t>
             </w:r>
           </w:p>
         </w:tc>
@@ -249,7 +249,7 @@
           </w:tcPr>
           <w:p>
             <w:r>
-              <w:t>74.31%</w:t>
+              <w:t>75.87%</w:t>
             </w:r>
           </w:p>
         </w:tc>
@@ -259,7 +259,7 @@
           </w:tcPr>
           <w:p>
             <w:r>
-              <w:t>63.08%</w:t>
+              <w:t>57.02%</w:t>
             </w:r>
           </w:p>
         </w:tc>
@@ -269,7 +269,7 @@
           </w:tcPr>
           <w:p>
             <w:r>
-              <w:t>68.69%</w:t>
+              <w:t>66.44%</w:t>
             </w:r>
           </w:p>
         </w:tc>
@@ -279,7 +279,7 @@
           </w:tcPr>
           <w:p>
             <w:r>
-              <w:t>+150.71</w:t>
+              <w:t>+155.83</w:t>
             </w:r>
           </w:p>
         </w:tc>
@@ -302,7 +302,7 @@
       <w:r>
         <w:drawing>
           <wp:inline xmlns:a="http://schemas.openxmlformats.org/drawingml/2006/main" xmlns:pic="http://schemas.openxmlformats.org/drawingml/2006/picture">
-            <wp:extent cx="6217920" cy="2645159"/>
+            <wp:extent cx="6217920" cy="2643887"/>
             <wp:docPr id="1" name="Picture 1"/>
             <wp:cNvGraphicFramePr>
               <a:graphicFrameLocks noChangeAspect="1"/>
@@ -323,7 +323,7 @@
                   <pic:spPr>
                     <a:xfrm>
                       <a:off x="0" y="0"/>
-                      <a:ext cx="6217920" cy="2645159"/>
+                      <a:ext cx="6217920" cy="2643887"/>
                     </a:xfrm>
                     <a:prstGeom prst="rect"/>
                   </pic:spPr>
